--- a/4 semester/Fundamentals of Information Property Management/ПЗ 3/ОУИС, ПЗ №3, Дополнительный пример (заявитель БГУИР).docx
+++ b/4 semester/Fundamentals of Information Property Management/ПЗ 3/ОУИС, ПЗ №3, Дополнительный пример (заявитель БГУИР).docx
@@ -11381,10 +11381,10 @@
             <v:path o:extrusionok="f" gradientshapeok="t" o:connecttype="rect"/>
             <o:lock v:ext="edit" aspectratio="t"/>
           </v:shapetype>
-          <v:shape id="_x0000_i1025" type="#_x0000_t75" style="width:467.7pt;height:262.35pt" o:ole="">
+          <v:shape id="_x0000_i1025" type="#_x0000_t75" style="width:467.45pt;height:261.95pt" o:ole="">
             <v:imagedata r:id="rId18" o:title="" grayscale="t"/>
           </v:shape>
-          <o:OLEObject Type="Embed" ProgID="Visio.Drawing.11" ShapeID="_x0000_i1025" DrawAspect="Content" ObjectID="_1803802291" r:id="rId19"/>
+          <o:OLEObject Type="Embed" ProgID="Visio.Drawing.11" ShapeID="_x0000_i1025" DrawAspect="Content" ObjectID="_1805142297" r:id="rId19"/>
         </w:object>
       </w:r>
     </w:p>
@@ -11980,84 +11980,6 @@
       <w:pPr>
         <w:spacing w:line="360" w:lineRule="auto"/>
         <w:ind w:firstLine="900"/>
-        <w:rPr>
-          <w:rFonts w:ascii="Times New Roman" w:eastAsia="Times New Roman" w:hAnsi="Times New Roman"/>
-          <w:sz w:val="28"/>
-          <w:szCs w:val="20"/>
-          <w:lang w:eastAsia="ru-RU"/>
-        </w:rPr>
-      </w:pPr>
-    </w:p>
-    <w:p>
-      <w:pPr>
-        <w:tabs>
-          <w:tab w:val="left" w:pos="6804"/>
-        </w:tabs>
-        <w:spacing w:line="360" w:lineRule="auto"/>
-        <w:rPr>
-          <w:rFonts w:ascii="Times New Roman" w:eastAsia="Times New Roman" w:hAnsi="Times New Roman"/>
-          <w:sz w:val="28"/>
-          <w:szCs w:val="28"/>
-          <w:lang w:eastAsia="ru-RU"/>
-        </w:rPr>
-      </w:pPr>
-      <w:r>
-        <w:rPr>
-          <w:rFonts w:ascii="Times New Roman" w:eastAsia="Times New Roman" w:hAnsi="Times New Roman"/>
-          <w:sz w:val="28"/>
-          <w:szCs w:val="28"/>
-          <w:lang w:eastAsia="ru-RU"/>
-        </w:rPr>
-        <w:t>Проректор по научной работе БГУИР</w:t>
-      </w:r>
-      <w:r>
-        <w:rPr>
-          <w:rFonts w:ascii="Times New Roman" w:eastAsia="Times New Roman" w:hAnsi="Times New Roman"/>
-          <w:sz w:val="28"/>
-          <w:szCs w:val="28"/>
-          <w:lang w:eastAsia="ru-RU"/>
-        </w:rPr>
-        <w:tab/>
-        <w:t>/</w:t>
-      </w:r>
-      <w:proofErr w:type="spellStart"/>
-      <w:r>
-        <w:rPr>
-          <w:rFonts w:ascii="Times New Roman" w:eastAsia="Times New Roman" w:hAnsi="Times New Roman"/>
-          <w:sz w:val="28"/>
-          <w:szCs w:val="28"/>
-          <w:lang w:eastAsia="ru-RU"/>
-        </w:rPr>
-        <w:t>В.Р.</w:t>
-      </w:r>
-      <w:r>
-        <w:rPr>
-          <w:rFonts w:ascii="Times New Roman" w:eastAsia="Times New Roman" w:hAnsi="Times New Roman"/>
-          <w:bCs/>
-          <w:sz w:val="28"/>
-          <w:szCs w:val="28"/>
-          <w:lang w:eastAsia="ru-RU"/>
-        </w:rPr>
-        <w:t>Стемпицкий</w:t>
-      </w:r>
-      <w:proofErr w:type="spellEnd"/>
-      <w:r>
-        <w:rPr>
-          <w:rFonts w:ascii="Times New Roman" w:eastAsia="Times New Roman" w:hAnsi="Times New Roman"/>
-          <w:sz w:val="28"/>
-          <w:szCs w:val="28"/>
-          <w:lang w:eastAsia="ru-RU"/>
-        </w:rPr>
-        <w:t>/</w:t>
-      </w:r>
-    </w:p>
-    <w:p>
-      <w:pPr>
-        <w:tabs>
-          <w:tab w:val="left" w:pos="6804"/>
-          <w:tab w:val="left" w:pos="7371"/>
-        </w:tabs>
-        <w:spacing w:line="360" w:lineRule="auto"/>
         <w:rPr>
           <w:rFonts w:ascii="Times New Roman" w:eastAsia="Times New Roman" w:hAnsi="Times New Roman"/>
           <w:sz w:val="28"/>
@@ -12084,217 +12006,10 @@
         <w:rPr>
           <w:rFonts w:ascii="Times New Roman" w:eastAsia="Times New Roman" w:hAnsi="Times New Roman"/>
           <w:sz w:val="28"/>
-          <w:szCs w:val="20"/>
-          <w:lang w:eastAsia="ru-RU"/>
-        </w:rPr>
-        <w:t>Авторы</w:t>
-      </w:r>
-      <w:r>
-        <w:rPr>
-          <w:rFonts w:ascii="Times New Roman" w:eastAsia="Times New Roman" w:hAnsi="Times New Roman"/>
-          <w:sz w:val="28"/>
-          <w:szCs w:val="20"/>
+          <w:szCs w:val="28"/>
           <w:lang w:eastAsia="ru-RU"/>
         </w:rPr>
         <w:tab/>
-      </w:r>
-      <w:r>
-        <w:rPr>
-          <w:rFonts w:ascii="Times New Roman" w:eastAsia="Times New Roman" w:hAnsi="Times New Roman"/>
-          <w:sz w:val="28"/>
-          <w:szCs w:val="20"/>
-          <w:lang w:eastAsia="ru-RU"/>
-        </w:rPr>
-        <w:t>/</w:t>
-      </w:r>
-      <w:proofErr w:type="spellStart"/>
-      <w:r>
-        <w:rPr>
-          <w:rFonts w:ascii="Times New Roman" w:eastAsia="Times New Roman" w:hAnsi="Times New Roman"/>
-          <w:sz w:val="28"/>
-          <w:szCs w:val="20"/>
-          <w:lang w:eastAsia="ru-RU"/>
-        </w:rPr>
-        <w:t>Л.М.Лынько</w:t>
-      </w:r>
-      <w:r>
-        <w:rPr>
-          <w:rFonts w:ascii="Times New Roman" w:eastAsia="Times New Roman" w:hAnsi="Times New Roman"/>
-          <w:sz w:val="28"/>
-          <w:szCs w:val="20"/>
-          <w:lang w:eastAsia="ru-RU"/>
-        </w:rPr>
-        <w:t>в</w:t>
-      </w:r>
-      <w:proofErr w:type="spellEnd"/>
-      <w:r>
-        <w:rPr>
-          <w:rFonts w:ascii="Times New Roman" w:eastAsia="Times New Roman" w:hAnsi="Times New Roman"/>
-          <w:sz w:val="28"/>
-          <w:szCs w:val="20"/>
-          <w:lang w:eastAsia="ru-RU"/>
-        </w:rPr>
-        <w:t>/</w:t>
-      </w:r>
-    </w:p>
-    <w:p>
-      <w:pPr>
-        <w:tabs>
-          <w:tab w:val="left" w:pos="6804"/>
-          <w:tab w:val="left" w:pos="7371"/>
-        </w:tabs>
-        <w:spacing w:line="360" w:lineRule="auto"/>
-        <w:rPr>
-          <w:rFonts w:ascii="Times New Roman" w:eastAsia="Times New Roman" w:hAnsi="Times New Roman"/>
-          <w:sz w:val="28"/>
-          <w:szCs w:val="20"/>
-          <w:lang w:eastAsia="ru-RU"/>
-        </w:rPr>
-      </w:pPr>
-      <w:r>
-        <w:rPr>
-          <w:rFonts w:ascii="Times New Roman" w:eastAsia="Times New Roman" w:hAnsi="Times New Roman"/>
-          <w:sz w:val="28"/>
-          <w:szCs w:val="20"/>
-          <w:lang w:eastAsia="ru-RU"/>
-        </w:rPr>
-        <w:tab/>
-      </w:r>
-      <w:r>
-        <w:rPr>
-          <w:rFonts w:ascii="Times New Roman" w:eastAsia="Times New Roman" w:hAnsi="Times New Roman"/>
-          <w:sz w:val="28"/>
-          <w:szCs w:val="20"/>
-          <w:lang w:eastAsia="ru-RU"/>
-        </w:rPr>
-        <w:t>/</w:t>
-      </w:r>
-      <w:proofErr w:type="spellStart"/>
-      <w:r>
-        <w:rPr>
-          <w:rFonts w:ascii="Times New Roman" w:eastAsia="Times New Roman" w:hAnsi="Times New Roman"/>
-          <w:sz w:val="28"/>
-          <w:szCs w:val="20"/>
-          <w:lang w:eastAsia="ru-RU"/>
-        </w:rPr>
-        <w:t>Т.В.</w:t>
-      </w:r>
-      <w:r>
-        <w:rPr>
-          <w:rFonts w:ascii="Times New Roman" w:eastAsia="Times New Roman" w:hAnsi="Times New Roman"/>
-          <w:sz w:val="28"/>
-          <w:szCs w:val="20"/>
-          <w:lang w:eastAsia="ru-RU"/>
-        </w:rPr>
-        <w:t>Борботько</w:t>
-      </w:r>
-      <w:proofErr w:type="spellEnd"/>
-      <w:r>
-        <w:rPr>
-          <w:rFonts w:ascii="Times New Roman" w:eastAsia="Times New Roman" w:hAnsi="Times New Roman"/>
-          <w:sz w:val="28"/>
-          <w:szCs w:val="20"/>
-          <w:lang w:eastAsia="ru-RU"/>
-        </w:rPr>
-        <w:t>/</w:t>
-      </w:r>
-    </w:p>
-    <w:p>
-      <w:pPr>
-        <w:tabs>
-          <w:tab w:val="left" w:pos="6804"/>
-          <w:tab w:val="left" w:pos="7371"/>
-        </w:tabs>
-        <w:spacing w:line="360" w:lineRule="auto"/>
-        <w:rPr>
-          <w:rFonts w:ascii="Times New Roman" w:eastAsia="Times New Roman" w:hAnsi="Times New Roman"/>
-          <w:sz w:val="28"/>
-          <w:szCs w:val="20"/>
-          <w:lang w:eastAsia="ru-RU"/>
-        </w:rPr>
-      </w:pPr>
-      <w:r>
-        <w:rPr>
-          <w:rFonts w:ascii="Times New Roman" w:eastAsia="Times New Roman" w:hAnsi="Times New Roman"/>
-          <w:sz w:val="28"/>
-          <w:szCs w:val="20"/>
-          <w:lang w:eastAsia="ru-RU"/>
-        </w:rPr>
-        <w:tab/>
-        <w:t>/</w:t>
-      </w:r>
-      <w:proofErr w:type="spellStart"/>
-      <w:r>
-        <w:rPr>
-          <w:rFonts w:ascii="Times New Roman" w:eastAsia="Times New Roman" w:hAnsi="Times New Roman"/>
-          <w:sz w:val="28"/>
-          <w:szCs w:val="20"/>
-          <w:lang w:eastAsia="ru-RU"/>
-        </w:rPr>
-        <w:t>О.В.Бойправ</w:t>
-      </w:r>
-      <w:proofErr w:type="spellEnd"/>
-      <w:r>
-        <w:rPr>
-          <w:rFonts w:ascii="Times New Roman" w:eastAsia="Times New Roman" w:hAnsi="Times New Roman"/>
-          <w:sz w:val="28"/>
-          <w:szCs w:val="20"/>
-          <w:lang w:eastAsia="ru-RU"/>
-        </w:rPr>
-        <w:t>/</w:t>
-      </w:r>
-    </w:p>
-    <w:p>
-      <w:pPr>
-        <w:tabs>
-          <w:tab w:val="left" w:pos="6804"/>
-          <w:tab w:val="left" w:pos="7371"/>
-        </w:tabs>
-        <w:spacing w:line="360" w:lineRule="auto"/>
-        <w:rPr>
-          <w:rFonts w:ascii="Times New Roman" w:eastAsia="Times New Roman" w:hAnsi="Times New Roman"/>
-          <w:sz w:val="28"/>
-          <w:szCs w:val="20"/>
-          <w:lang w:eastAsia="ru-RU"/>
-        </w:rPr>
-      </w:pPr>
-      <w:r>
-        <w:rPr>
-          <w:rFonts w:ascii="Times New Roman" w:eastAsia="Times New Roman" w:hAnsi="Times New Roman"/>
-          <w:sz w:val="28"/>
-          <w:szCs w:val="20"/>
-          <w:lang w:eastAsia="ru-RU"/>
-        </w:rPr>
-        <w:tab/>
-      </w:r>
-      <w:r>
-        <w:rPr>
-          <w:rFonts w:ascii="Times New Roman" w:eastAsia="Times New Roman" w:hAnsi="Times New Roman"/>
-          <w:sz w:val="28"/>
-          <w:szCs w:val="20"/>
-          <w:lang w:eastAsia="ru-RU"/>
-        </w:rPr>
-        <w:t>/</w:t>
-      </w:r>
-      <w:proofErr w:type="spellStart"/>
-      <w:r>
-        <w:rPr>
-          <w:rFonts w:ascii="Times New Roman" w:eastAsia="Times New Roman" w:hAnsi="Times New Roman"/>
-          <w:sz w:val="28"/>
-          <w:szCs w:val="20"/>
-          <w:lang w:eastAsia="ru-RU"/>
-        </w:rPr>
-        <w:t>Д.В.Столер</w:t>
-      </w:r>
-      <w:proofErr w:type="spellEnd"/>
-      <w:r>
-        <w:rPr>
-          <w:rFonts w:ascii="Times New Roman" w:eastAsia="Times New Roman" w:hAnsi="Times New Roman"/>
-          <w:sz w:val="28"/>
-          <w:szCs w:val="20"/>
-          <w:lang w:eastAsia="ru-RU"/>
-        </w:rPr>
-        <w:t>/</w:t>
       </w:r>
     </w:p>
     <w:sectPr>
@@ -12576,7 +12291,7 @@
     <w:lsdException w:name="Table Web 2" w:semiHidden="1" w:unhideWhenUsed="1"/>
     <w:lsdException w:name="Table Web 3" w:semiHidden="1" w:unhideWhenUsed="1"/>
     <w:lsdException w:name="Balloon Text" w:semiHidden="1" w:unhideWhenUsed="1"/>
-    <w:lsdException w:name="Table Grid" w:semiHidden="1" w:uiPriority="59" w:unhideWhenUsed="1"/>
+    <w:lsdException w:name="Table Grid" w:uiPriority="59"/>
     <w:lsdException w:name="Table Theme" w:semiHidden="1" w:unhideWhenUsed="1"/>
     <w:lsdException w:name="Placeholder Text" w:semiHidden="1"/>
     <w:lsdException w:name="No Spacing" w:uiPriority="1" w:qFormat="1"/>
